--- a/docs/Contract.docx
+++ b/docs/Contract.docx
@@ -31,14 +31,12 @@
         </w:rPr>
         <w:t xml:space="preserve">Date: </w:t>
       </w:r>
-      <w:proofErr w:type="spellStart"/>
       <w:r>
         <w:rPr>
           <w:rFonts w:ascii="Times New Roman" w:hAnsi="Times New Roman" w:cs="Times New Roman"/>
         </w:rPr>
-        <w:t>Feburary</w:t>
+        <w:t>February</w:t>
       </w:r>
-      <w:proofErr w:type="spellEnd"/>
       <w:r>
         <w:rPr>
           <w:rFonts w:ascii="Times New Roman" w:hAnsi="Times New Roman" w:cs="Times New Roman"/>
@@ -49,7 +47,7 @@
         <w:rPr>
           <w:rFonts w:ascii="Times New Roman" w:hAnsi="Times New Roman" w:cs="Times New Roman"/>
         </w:rPr>
-        <w:t>1st</w:t>
+        <w:t>20th</w:t>
       </w:r>
       <w:r>
         <w:rPr>
@@ -201,14 +199,7 @@
           <w:rFonts w:ascii="Times New Roman" w:hAnsi="Times New Roman" w:cs="Times New Roman"/>
           <w:b/>
         </w:rPr>
-        <w:t>400 Store</w:t>
-      </w:r>
-      <w:r>
-        <w:rPr>
-          <w:rFonts w:ascii="Times New Roman" w:hAnsi="Times New Roman" w:cs="Times New Roman"/>
-          <w:b/>
-        </w:rPr>
-        <w:t xml:space="preserve"> Products</w:t>
+        <w:t>400 Store Products</w:t>
       </w:r>
       <w:r>
         <w:rPr>
@@ -312,27 +303,7 @@
         <w:rPr>
           <w:rFonts w:ascii="Times New Roman" w:hAnsi="Times New Roman" w:cs="Times New Roman"/>
         </w:rPr>
-        <w:t xml:space="preserve">- Checkout process restricted to </w:t>
-      </w:r>
-      <w:r>
-        <w:rPr>
-          <w:rFonts w:ascii="Times New Roman" w:hAnsi="Times New Roman" w:cs="Times New Roman"/>
-          <w:b/>
-        </w:rPr>
-        <w:t>Cash</w:t>
-      </w:r>
-      <w:r>
-        <w:rPr>
-          <w:rFonts w:ascii="Times New Roman" w:hAnsi="Times New Roman" w:cs="Times New Roman"/>
-          <w:b/>
-        </w:rPr>
-        <w:t xml:space="preserve"> on Delivery (COD)</w:t>
-      </w:r>
-      <w:r>
-        <w:rPr>
-          <w:rFonts w:ascii="Times New Roman" w:hAnsi="Times New Roman" w:cs="Times New Roman"/>
-        </w:rPr>
-        <w:t xml:space="preserve"> only. No online payment gateway integration is included in this phase.</w:t>
+        <w:t>- Checkout process includes Cash on Delivery (COD) and Online Payments via Axis Bank Payment Gateway integration.</w:t>
       </w:r>
     </w:p>
     <w:p>
@@ -395,22 +366,135 @@
     </w:p>
     <w:p>
       <w:pPr>
-        <w:rPr>
-          <w:rFonts w:ascii="Times New Roman" w:hAnsi="Times New Roman" w:cs="Times New Roman"/>
+        <w:pStyle w:val="Heading2"/>
+        <w:rPr>
+          <w:rFonts w:ascii="Times New Roman" w:hAnsi="Times New Roman" w:cs="Times New Roman"/>
+          <w:color w:val="auto"/>
         </w:rPr>
       </w:pPr>
       <w:r>
         <w:rPr>
           <w:rFonts w:ascii="Times New Roman" w:hAnsi="Times New Roman" w:cs="Times New Roman"/>
+          <w:color w:val="auto"/>
         </w:rPr>
         <w:lastRenderedPageBreak/>
-        <w:t>_____________</w:t>
+        <w:t>2.4. Festive &amp; Promotional Features</w:t>
+      </w:r>
+    </w:p>
+    <w:p>
+      <w:pPr>
+        <w:pStyle w:val="ListBullet"/>
+        <w:rPr>
+          <w:rFonts w:ascii="Times New Roman" w:hAnsi="Times New Roman" w:cs="Times New Roman"/>
+        </w:rPr>
+      </w:pPr>
+      <w:r>
+        <w:rPr>
+          <w:rFonts w:ascii="Times New Roman" w:hAnsi="Times New Roman" w:cs="Times New Roman"/>
+          <w:b/>
+        </w:rPr>
+        <w:t xml:space="preserve">Festive Mode Toggle: </w:t>
       </w:r>
       <w:r>
         <w:rPr>
           <w:rFonts w:ascii="Times New Roman" w:hAnsi="Times New Roman" w:cs="Times New Roman"/>
         </w:rPr>
-        <w:t>_____________________________________</w:t>
+        <w:t>The Admin Dashboard shall include a 'Festive Mode' toggle. Activation will apply a pre-defined festive theme (colors, background patterns) to the customer-facing website to reflect occasions (e.g., Diwali, Holi).</w:t>
+      </w:r>
+    </w:p>
+    <w:p>
+      <w:pPr>
+        <w:pStyle w:val="ListBullet"/>
+        <w:rPr>
+          <w:rFonts w:ascii="Times New Roman" w:hAnsi="Times New Roman" w:cs="Times New Roman"/>
+        </w:rPr>
+      </w:pPr>
+      <w:r>
+        <w:rPr>
+          <w:rFonts w:ascii="Times New Roman" w:hAnsi="Times New Roman" w:cs="Times New Roman"/>
+          <w:b/>
+        </w:rPr>
+        <w:t xml:space="preserve">Offers Management: </w:t>
+      </w:r>
+      <w:r>
+        <w:rPr>
+          <w:rFonts w:ascii="Times New Roman" w:hAnsi="Times New Roman" w:cs="Times New Roman"/>
+        </w:rPr>
+        <w:t>A dedicated section for the Admin to create and manage promotional offers. This includes percentage-based discounts, flat-rate discounts, category-specific offers, and product-specific offers.</w:t>
+      </w:r>
+    </w:p>
+    <w:p>
+      <w:pPr>
+        <w:pStyle w:val="ListBullet"/>
+        <w:rPr>
+          <w:rFonts w:ascii="Times New Roman" w:hAnsi="Times New Roman" w:cs="Times New Roman"/>
+        </w:rPr>
+      </w:pPr>
+      <w:r>
+        <w:rPr>
+          <w:rFonts w:ascii="Times New Roman" w:hAnsi="Times New Roman" w:cs="Times New Roman"/>
+          <w:b/>
+        </w:rPr>
+        <w:t xml:space="preserve">Festive Labels: </w:t>
+      </w:r>
+      <w:r>
+        <w:rPr>
+          <w:rFonts w:ascii="Times New Roman" w:hAnsi="Times New Roman" w:cs="Times New Roman"/>
+        </w:rPr>
+        <w:t>Admin can tag/untag products with 'Festive Special', 'Gifting', or 'Best Seller' labels which will be highlighted on the product cards.</w:t>
+      </w:r>
+    </w:p>
+    <w:p>
+      <w:pPr>
+        <w:pStyle w:val="ListBullet"/>
+        <w:rPr>
+          <w:rFonts w:ascii="Times New Roman" w:hAnsi="Times New Roman" w:cs="Times New Roman"/>
+        </w:rPr>
+      </w:pPr>
+      <w:r>
+        <w:rPr>
+          <w:rFonts w:ascii="Times New Roman" w:hAnsi="Times New Roman" w:cs="Times New Roman"/>
+          <w:b/>
+        </w:rPr>
+        <w:t xml:space="preserve">Promotional Banners: </w:t>
+      </w:r>
+      <w:r>
+        <w:rPr>
+          <w:rFonts w:ascii="Times New Roman" w:hAnsi="Times New Roman" w:cs="Times New Roman"/>
+        </w:rPr>
+        <w:t>Admin can upload and schedule promotional banners for the home page.</w:t>
+      </w:r>
+    </w:p>
+    <w:p>
+      <w:pPr>
+        <w:pStyle w:val="ListBullet"/>
+        <w:numPr>
+          <w:ilvl w:val="0"/>
+          <w:numId w:val="0"/>
+        </w:numPr>
+        <w:ind w:left="360" w:hanging="360"/>
+        <w:rPr>
+          <w:rFonts w:ascii="Times New Roman" w:hAnsi="Times New Roman" w:cs="Times New Roman"/>
+        </w:rPr>
+      </w:pPr>
+    </w:p>
+    <w:p>
+      <w:pPr>
+        <w:pStyle w:val="ListBullet"/>
+        <w:numPr>
+          <w:ilvl w:val="0"/>
+          <w:numId w:val="0"/>
+        </w:numPr>
+        <w:ind w:left="360" w:hanging="360"/>
+        <w:rPr>
+          <w:rFonts w:ascii="Times New Roman" w:hAnsi="Times New Roman" w:cs="Times New Roman"/>
+        </w:rPr>
+      </w:pPr>
+      <w:r>
+        <w:rPr>
+          <w:rFonts w:ascii="Times New Roman" w:hAnsi="Times New Roman" w:cs="Times New Roman"/>
+        </w:rPr>
+        <w:t>______________________________________________________________________________</w:t>
       </w:r>
     </w:p>
     <w:p>
@@ -482,13 +566,7 @@
         <w:rPr>
           <w:rFonts w:ascii="Times New Roman" w:hAnsi="Times New Roman" w:cs="Times New Roman"/>
         </w:rPr>
-        <w:t>-</w:t>
-      </w:r>
-      <w:r>
-        <w:rPr>
-          <w:rFonts w:ascii="Times New Roman" w:hAnsi="Times New Roman" w:cs="Times New Roman"/>
-        </w:rPr>
-        <w:t xml:space="preserve"> 3 Hours Delivery</w:t>
+        <w:t>- 3 Hours Delivery</w:t>
       </w:r>
     </w:p>
     <w:p>
@@ -560,13 +638,7 @@
         <w:rPr>
           <w:rFonts w:ascii="Times New Roman" w:hAnsi="Times New Roman" w:cs="Times New Roman"/>
         </w:rPr>
-        <w:t xml:space="preserve">- Orders placed after 3:00 PM: Delivered the following day </w:t>
-      </w:r>
-      <w:r>
-        <w:rPr>
-          <w:rFonts w:ascii="Times New Roman" w:hAnsi="Times New Roman" w:cs="Times New Roman"/>
-        </w:rPr>
-        <w:t>(Turnaround Time: Within 1 Day).</w:t>
+        <w:t>- Orders placed after 3:00 PM: Delivered the following day (Turnaround Time: Within 1 Day).</w:t>
       </w:r>
     </w:p>
     <w:p>
@@ -602,6 +674,14 @@
     <w:p>
       <w:pPr>
         <w:pStyle w:val="ListBullet"/>
+        <w:numPr>
+          <w:ilvl w:val="0"/>
+          <w:numId w:val="0"/>
+        </w:numPr>
+        <w:pBdr>
+          <w:bottom w:val="single" w:sz="12" w:space="16" w:color="auto"/>
+        </w:pBdr>
+        <w:ind w:left="360" w:hanging="360"/>
         <w:rPr>
           <w:rFonts w:ascii="Times New Roman" w:hAnsi="Times New Roman" w:cs="Times New Roman"/>
         </w:rPr>
@@ -615,25 +695,231 @@
     </w:p>
     <w:p>
       <w:pPr>
-        <w:rPr>
-          <w:rFonts w:ascii="Times New Roman" w:hAnsi="Times New Roman" w:cs="Times New Roman"/>
+        <w:pStyle w:val="Heading1"/>
+        <w:rPr>
+          <w:rFonts w:ascii="Times New Roman" w:hAnsi="Times New Roman" w:cs="Times New Roman"/>
+          <w:color w:val="auto"/>
         </w:rPr>
       </w:pPr>
       <w:r>
         <w:rPr>
           <w:rFonts w:ascii="Times New Roman" w:hAnsi="Times New Roman" w:cs="Times New Roman"/>
-        </w:rPr>
-        <w:t>_________</w:t>
-      </w:r>
-      <w:r>
-        <w:rPr>
-          <w:rFonts w:ascii="Times New Roman" w:hAnsi="Times New Roman" w:cs="Times New Roman"/>
-        </w:rPr>
-        <w:t>_________________________________________</w:t>
+          <w:color w:val="auto"/>
+        </w:rPr>
+        <w:t>4. PAYMENT GATEWAY TERMS AND LIABILITY:</w:t>
       </w:r>
     </w:p>
     <w:p>
       <w:pPr>
+        <w:pStyle w:val="ListBullet"/>
+        <w:numPr>
+          <w:ilvl w:val="0"/>
+          <w:numId w:val="0"/>
+        </w:numPr>
+        <w:ind w:left="360" w:hanging="360"/>
+        <w:rPr>
+          <w:rFonts w:ascii="Times New Roman" w:hAnsi="Times New Roman" w:cs="Times New Roman"/>
+        </w:rPr>
+      </w:pPr>
+    </w:p>
+    <w:p>
+      <w:pPr>
+        <w:pStyle w:val="ListBullet"/>
+        <w:rPr>
+          <w:rFonts w:ascii="Times New Roman" w:hAnsi="Times New Roman" w:cs="Times New Roman"/>
+          <w:sz w:val="26"/>
+          <w:szCs w:val="26"/>
+        </w:rPr>
+      </w:pPr>
+      <w:r>
+        <w:rPr>
+          <w:rFonts w:ascii="Times New Roman" w:hAnsi="Times New Roman" w:cs="Times New Roman"/>
+          <w:b/>
+          <w:sz w:val="26"/>
+          <w:szCs w:val="26"/>
+        </w:rPr>
+        <w:lastRenderedPageBreak/>
+        <w:t>Axis Bank Integration</w:t>
+      </w:r>
+      <w:r>
+        <w:rPr>
+          <w:rFonts w:ascii="Times New Roman" w:hAnsi="Times New Roman" w:cs="Times New Roman"/>
+          <w:b/>
+          <w:sz w:val="26"/>
+          <w:szCs w:val="26"/>
+        </w:rPr>
+        <w:t>:</w:t>
+      </w:r>
+    </w:p>
+    <w:p>
+      <w:pPr>
+        <w:pStyle w:val="ListBullet"/>
+        <w:tabs>
+          <w:tab w:val="clear" w:pos="360"/>
+          <w:tab w:val="num" w:pos="720"/>
+        </w:tabs>
+        <w:ind w:left="720"/>
+        <w:rPr>
+          <w:rFonts w:ascii="Times New Roman" w:hAnsi="Times New Roman" w:cs="Times New Roman"/>
+        </w:rPr>
+      </w:pPr>
+      <w:r>
+        <w:rPr>
+          <w:rFonts w:ascii="Times New Roman" w:hAnsi="Times New Roman" w:cs="Times New Roman"/>
+        </w:rPr>
+        <w:t>The Service Provider shall integrate the Axis Bank Payment Gateway for the processing of online transactions.</w:t>
+      </w:r>
+    </w:p>
+    <w:p>
+      <w:pPr>
+        <w:pStyle w:val="ListBullet"/>
+        <w:rPr>
+          <w:rFonts w:ascii="Times New Roman" w:hAnsi="Times New Roman" w:cs="Times New Roman"/>
+        </w:rPr>
+      </w:pPr>
+      <w:r>
+        <w:rPr>
+          <w:rFonts w:ascii="Times New Roman" w:hAnsi="Times New Roman" w:cs="Times New Roman"/>
+          <w:b/>
+          <w:sz w:val="26"/>
+          <w:szCs w:val="26"/>
+        </w:rPr>
+        <w:t>Gateway Removal and Modification:</w:t>
+      </w:r>
+    </w:p>
+    <w:p>
+      <w:pPr>
+        <w:pStyle w:val="ListBullet"/>
+        <w:tabs>
+          <w:tab w:val="clear" w:pos="360"/>
+          <w:tab w:val="num" w:pos="720"/>
+        </w:tabs>
+        <w:ind w:left="720"/>
+        <w:rPr>
+          <w:rFonts w:ascii="Times New Roman" w:hAnsi="Times New Roman" w:cs="Times New Roman"/>
+        </w:rPr>
+      </w:pPr>
+      <w:r>
+        <w:rPr>
+          <w:rFonts w:ascii="Times New Roman" w:hAnsi="Times New Roman" w:cs="Times New Roman"/>
+        </w:rPr>
+        <w:t>In the event that the Client requests the removal or decoupling of the payment gateway from the platform at any future date, a specialized engineering and reconfiguration fee of INR 3,500 to INR 4,000 shall be payable by the Client.</w:t>
+      </w:r>
+    </w:p>
+    <w:p>
+      <w:pPr>
+        <w:pStyle w:val="ListBullet"/>
+        <w:tabs>
+          <w:tab w:val="clear" w:pos="360"/>
+          <w:tab w:val="num" w:pos="720"/>
+        </w:tabs>
+        <w:ind w:left="720"/>
+        <w:rPr>
+          <w:rFonts w:ascii="Times New Roman" w:hAnsi="Times New Roman" w:cs="Times New Roman"/>
+        </w:rPr>
+      </w:pPr>
+      <w:r>
+        <w:rPr>
+          <w:rFonts w:ascii="Times New Roman" w:hAnsi="Times New Roman" w:cs="Times New Roman"/>
+        </w:rPr>
+        <w:t>Such removal process necessitates a scheduled platform suspension of 7 to 10 business days to ensure structural integrity and security compliance.</w:t>
+      </w:r>
+    </w:p>
+    <w:p>
+      <w:pPr>
+        <w:pStyle w:val="ListBullet"/>
+        <w:rPr>
+          <w:rFonts w:ascii="Times New Roman" w:hAnsi="Times New Roman" w:cs="Times New Roman"/>
+        </w:rPr>
+      </w:pPr>
+      <w:r>
+        <w:rPr>
+          <w:rFonts w:ascii="Times New Roman" w:hAnsi="Times New Roman" w:cs="Times New Roman"/>
+          <w:b/>
+          <w:sz w:val="26"/>
+          <w:szCs w:val="26"/>
+        </w:rPr>
+        <w:t>Limitation of Liability:</w:t>
+      </w:r>
+    </w:p>
+    <w:p>
+      <w:pPr>
+        <w:pStyle w:val="ListBullet"/>
+        <w:tabs>
+          <w:tab w:val="clear" w:pos="360"/>
+          <w:tab w:val="num" w:pos="720"/>
+        </w:tabs>
+        <w:ind w:left="720"/>
+        <w:rPr>
+          <w:rFonts w:ascii="Times New Roman" w:hAnsi="Times New Roman" w:cs="Times New Roman"/>
+        </w:rPr>
+      </w:pPr>
+      <w:r>
+        <w:rPr>
+          <w:rFonts w:ascii="Times New Roman" w:hAnsi="Times New Roman" w:cs="Times New Roman"/>
+        </w:rPr>
+        <w:t>The Service Provider’s responsibility is limited to the technical integration of the payment gateway.</w:t>
+      </w:r>
+    </w:p>
+    <w:p>
+      <w:pPr>
+        <w:pStyle w:val="ListBullet"/>
+        <w:tabs>
+          <w:tab w:val="clear" w:pos="360"/>
+          <w:tab w:val="num" w:pos="720"/>
+        </w:tabs>
+        <w:ind w:left="720"/>
+        <w:rPr>
+          <w:rFonts w:ascii="Times New Roman" w:hAnsi="Times New Roman" w:cs="Times New Roman"/>
+        </w:rPr>
+      </w:pPr>
+      <w:r>
+        <w:rPr>
+          <w:rFonts w:ascii="Times New Roman" w:hAnsi="Times New Roman" w:cs="Times New Roman"/>
+        </w:rPr>
+        <w:t>The Service Provider shall not be held liable for any disputes, delays, processing errors, settlement failures, or transaction issues arising within the banking infrastructure.</w:t>
+      </w:r>
+    </w:p>
+    <w:p>
+      <w:pPr>
+        <w:pStyle w:val="ListBullet"/>
+        <w:tabs>
+          <w:tab w:val="clear" w:pos="360"/>
+          <w:tab w:val="num" w:pos="720"/>
+        </w:tabs>
+        <w:ind w:left="720"/>
+        <w:rPr>
+          <w:rFonts w:ascii="Times New Roman" w:hAnsi="Times New Roman" w:cs="Times New Roman"/>
+        </w:rPr>
+      </w:pPr>
+      <w:r>
+        <w:rPr>
+          <w:rFonts w:ascii="Times New Roman" w:hAnsi="Times New Roman" w:cs="Times New Roman"/>
+        </w:rPr>
+        <w:t>Any and all matters related to payment clearances and fund settlements are the exclusive responsibility of Axis Bank.</w:t>
+      </w:r>
+    </w:p>
+    <w:p>
+      <w:pPr>
+        <w:pStyle w:val="ListBullet"/>
+        <w:numPr>
+          <w:ilvl w:val="0"/>
+          <w:numId w:val="0"/>
+        </w:numPr>
+        <w:ind w:left="360" w:hanging="360"/>
+        <w:rPr>
+          <w:rFonts w:ascii="Times New Roman" w:hAnsi="Times New Roman" w:cs="Times New Roman"/>
+        </w:rPr>
+      </w:pPr>
+      <w:r>
+        <w:rPr>
+          <w:rFonts w:ascii="Times New Roman" w:hAnsi="Times New Roman" w:cs="Times New Roman"/>
+        </w:rPr>
+        <w:t>______________________________________________________________________________</w:t>
+      </w:r>
+    </w:p>
+    <w:p>
+      <w:pPr>
         <w:pStyle w:val="Heading1"/>
         <w:rPr>
           <w:rFonts w:ascii="Times New Roman" w:hAnsi="Times New Roman" w:cs="Times New Roman"/>
@@ -645,7 +931,14 @@
           <w:rFonts w:ascii="Times New Roman" w:hAnsi="Times New Roman" w:cs="Times New Roman"/>
           <w:color w:val="auto"/>
         </w:rPr>
-        <w:t>4. FINANCIALS</w:t>
+        <w:t>5</w:t>
+      </w:r>
+      <w:r>
+        <w:rPr>
+          <w:rFonts w:ascii="Times New Roman" w:hAnsi="Times New Roman" w:cs="Times New Roman"/>
+          <w:color w:val="auto"/>
+        </w:rPr>
+        <w:t>. FINANCIALS</w:t>
       </w:r>
     </w:p>
     <w:tbl>
@@ -665,6 +958,7 @@
           </w:tcPr>
           <w:p>
             <w:pPr>
+              <w:spacing w:line="360" w:lineRule="auto"/>
               <w:rPr>
                 <w:rFonts w:ascii="Times New Roman" w:hAnsi="Times New Roman" w:cs="Times New Roman"/>
               </w:rPr>
@@ -683,6 +977,7 @@
           </w:tcPr>
           <w:p>
             <w:pPr>
+              <w:spacing w:line="360" w:lineRule="auto"/>
               <w:rPr>
                 <w:rFonts w:ascii="Times New Roman" w:hAnsi="Times New Roman" w:cs="Times New Roman"/>
               </w:rPr>
@@ -703,6 +998,7 @@
           </w:tcPr>
           <w:p>
             <w:pPr>
+              <w:spacing w:line="360" w:lineRule="auto"/>
               <w:rPr>
                 <w:rFonts w:ascii="Times New Roman" w:hAnsi="Times New Roman" w:cs="Times New Roman"/>
               </w:rPr>
@@ -721,6 +1017,7 @@
           </w:tcPr>
           <w:p>
             <w:pPr>
+              <w:spacing w:line="360" w:lineRule="auto"/>
               <w:rPr>
                 <w:rFonts w:ascii="Times New Roman" w:hAnsi="Times New Roman" w:cs="Times New Roman"/>
               </w:rPr>
@@ -741,6 +1038,7 @@
           </w:tcPr>
           <w:p>
             <w:pPr>
+              <w:spacing w:line="360" w:lineRule="auto"/>
               <w:rPr>
                 <w:rFonts w:ascii="Times New Roman" w:hAnsi="Times New Roman" w:cs="Times New Roman"/>
               </w:rPr>
@@ -759,6 +1057,7 @@
           </w:tcPr>
           <w:p>
             <w:pPr>
+              <w:spacing w:line="360" w:lineRule="auto"/>
               <w:rPr>
                 <w:rFonts w:ascii="Times New Roman" w:hAnsi="Times New Roman" w:cs="Times New Roman"/>
               </w:rPr>
@@ -767,7 +1066,33 @@
               <w:rPr>
                 <w:rFonts w:ascii="Times New Roman" w:hAnsi="Times New Roman" w:cs="Times New Roman"/>
               </w:rPr>
-              <w:t>$50-60 per month (Render/Supabase/AWS as needed)</w:t>
+              <w:t>$</w:t>
+            </w:r>
+            <w:r>
+              <w:rPr>
+                <w:rFonts w:ascii="Times New Roman" w:hAnsi="Times New Roman" w:cs="Times New Roman"/>
+              </w:rPr>
+              <w:t>20-25</w:t>
+            </w:r>
+            <w:r>
+              <w:rPr>
+                <w:rFonts w:ascii="Times New Roman" w:hAnsi="Times New Roman" w:cs="Times New Roman"/>
+              </w:rPr>
+              <w:t xml:space="preserve"> per month (Render/</w:t>
+            </w:r>
+            <w:proofErr w:type="spellStart"/>
+            <w:r>
+              <w:rPr>
+                <w:rFonts w:ascii="Times New Roman" w:hAnsi="Times New Roman" w:cs="Times New Roman"/>
+              </w:rPr>
+              <w:t>Supabase</w:t>
+            </w:r>
+            <w:proofErr w:type="spellEnd"/>
+            <w:r>
+              <w:rPr>
+                <w:rFonts w:ascii="Times New Roman" w:hAnsi="Times New Roman" w:cs="Times New Roman"/>
+              </w:rPr>
+              <w:t>/AWS as needed)</w:t>
             </w:r>
           </w:p>
         </w:tc>
@@ -779,6 +1104,7 @@
           </w:tcPr>
           <w:p>
             <w:pPr>
+              <w:spacing w:line="360" w:lineRule="auto"/>
               <w:rPr>
                 <w:rFonts w:ascii="Times New Roman" w:hAnsi="Times New Roman" w:cs="Times New Roman"/>
               </w:rPr>
@@ -797,6 +1123,7 @@
           </w:tcPr>
           <w:p>
             <w:pPr>
+              <w:spacing w:line="360" w:lineRule="auto"/>
               <w:rPr>
                 <w:rFonts w:ascii="Times New Roman" w:hAnsi="Times New Roman" w:cs="Times New Roman"/>
               </w:rPr>
@@ -817,17 +1144,18 @@
           <w:rFonts w:ascii="Times New Roman" w:hAnsi="Times New Roman" w:cs="Times New Roman"/>
         </w:rPr>
       </w:pPr>
+    </w:p>
+    <w:p>
+      <w:pPr>
+        <w:rPr>
+          <w:rFonts w:ascii="Times New Roman" w:hAnsi="Times New Roman" w:cs="Times New Roman"/>
+        </w:rPr>
+      </w:pPr>
       <w:r>
         <w:rPr>
           <w:rFonts w:ascii="Times New Roman" w:hAnsi="Times New Roman" w:cs="Times New Roman"/>
         </w:rPr>
-        <w:t>___________________________________________</w:t>
-      </w:r>
-      <w:r>
-        <w:rPr>
-          <w:rFonts w:ascii="Times New Roman" w:hAnsi="Times New Roman" w:cs="Times New Roman"/>
-        </w:rPr>
-        <w:t>_______</w:t>
+        <w:t>______________________________________________________________________________</w:t>
       </w:r>
     </w:p>
     <w:p>
@@ -843,7 +1171,14 @@
           <w:rFonts w:ascii="Times New Roman" w:hAnsi="Times New Roman" w:cs="Times New Roman"/>
           <w:color w:val="auto"/>
         </w:rPr>
-        <w:t>5. TIMELINE</w:t>
+        <w:t>6</w:t>
+      </w:r>
+      <w:r>
+        <w:rPr>
+          <w:rFonts w:ascii="Times New Roman" w:hAnsi="Times New Roman" w:cs="Times New Roman"/>
+          <w:color w:val="auto"/>
+        </w:rPr>
+        <w:t>. TIMELINE</w:t>
       </w:r>
     </w:p>
     <w:p>
@@ -857,7 +1192,26 @@
         <w:rPr>
           <w:rFonts w:ascii="Times New Roman" w:hAnsi="Times New Roman" w:cs="Times New Roman"/>
         </w:rPr>
-        <w:t>- Total Timeline: 30 Days (Development &amp; Production)</w:t>
+        <w:t>- Total Timeline: 30 Days (Development &amp; Production</w:t>
+      </w:r>
+      <w:r>
+        <w:rPr>
+          <w:rFonts w:ascii="Times New Roman" w:hAnsi="Times New Roman" w:cs="Times New Roman"/>
+        </w:rPr>
+        <w:t xml:space="preserve">, </w:t>
+      </w:r>
+      <w:r>
+        <w:rPr>
+          <w:rFonts w:ascii="Times New Roman" w:hAnsi="Times New Roman" w:cs="Times New Roman"/>
+          <w:b/>
+        </w:rPr>
+        <w:t>date starts post we receive the axis bank API documentation</w:t>
+      </w:r>
+      <w:r>
+        <w:rPr>
+          <w:rFonts w:ascii="Times New Roman" w:hAnsi="Times New Roman" w:cs="Times New Roman"/>
+        </w:rPr>
+        <w:t>)</w:t>
       </w:r>
     </w:p>
     <w:p>
@@ -871,7 +1225,19 @@
         <w:rPr>
           <w:rFonts w:ascii="Times New Roman" w:hAnsi="Times New Roman" w:cs="Times New Roman"/>
         </w:rPr>
-        <w:t>- Contingency: 15 Days</w:t>
+        <w:t xml:space="preserve">- Contingency: </w:t>
+      </w:r>
+      <w:r>
+        <w:rPr>
+          <w:rFonts w:ascii="Times New Roman" w:hAnsi="Times New Roman" w:cs="Times New Roman"/>
+        </w:rPr>
+        <w:t>20</w:t>
+      </w:r>
+      <w:r>
+        <w:rPr>
+          <w:rFonts w:ascii="Times New Roman" w:hAnsi="Times New Roman" w:cs="Times New Roman"/>
+        </w:rPr>
+        <w:t xml:space="preserve"> Days</w:t>
       </w:r>
     </w:p>
     <w:p>
@@ -885,11 +1251,38 @@
         <w:rPr>
           <w:rFonts w:ascii="Times New Roman" w:hAnsi="Times New Roman" w:cs="Times New Roman"/>
         </w:rPr>
-        <w:t>- The project timeline is subject to the timely provision of assets (product images, descriptions) by the Client.</w:t>
+        <w:t>- The project timeline is subject to the timely provision of assets</w:t>
+      </w:r>
+      <w:r>
+        <w:rPr>
+          <w:rFonts w:ascii="Times New Roman" w:hAnsi="Times New Roman" w:cs="Times New Roman"/>
+        </w:rPr>
+        <w:t xml:space="preserve">, documents, and relevant material </w:t>
+      </w:r>
+      <w:r>
+        <w:rPr>
+          <w:rFonts w:ascii="Times New Roman" w:hAnsi="Times New Roman" w:cs="Times New Roman"/>
+        </w:rPr>
+        <w:t>by the Client.</w:t>
       </w:r>
     </w:p>
     <w:p>
       <w:pPr>
+        <w:pStyle w:val="ListBullet"/>
+        <w:numPr>
+          <w:ilvl w:val="0"/>
+          <w:numId w:val="0"/>
+        </w:numPr>
+        <w:ind w:left="360"/>
+        <w:rPr>
+          <w:rFonts w:ascii="Times New Roman" w:hAnsi="Times New Roman" w:cs="Times New Roman"/>
+        </w:rPr>
+      </w:pPr>
+      <w:bookmarkStart w:id="0" w:name="_GoBack"/>
+      <w:bookmarkEnd w:id="0"/>
+    </w:p>
+    <w:p>
+      <w:pPr>
         <w:rPr>
           <w:rFonts w:ascii="Times New Roman" w:hAnsi="Times New Roman" w:cs="Times New Roman"/>
         </w:rPr>
@@ -899,7 +1292,13 @@
           <w:rFonts w:ascii="Times New Roman" w:hAnsi="Times New Roman" w:cs="Times New Roman"/>
         </w:rPr>
         <w:lastRenderedPageBreak/>
-        <w:t>__________________________________________________</w:t>
+        <w:t>__</w:t>
+      </w:r>
+      <w:r>
+        <w:rPr>
+          <w:rFonts w:ascii="Times New Roman" w:hAnsi="Times New Roman" w:cs="Times New Roman"/>
+        </w:rPr>
+        <w:t>____________________________________________________________________________</w:t>
       </w:r>
     </w:p>
     <w:p>
@@ -915,7 +1314,14 @@
           <w:rFonts w:ascii="Times New Roman" w:hAnsi="Times New Roman" w:cs="Times New Roman"/>
           <w:color w:val="auto"/>
         </w:rPr>
-        <w:t>6. TERMS AND CONDITIONS</w:t>
+        <w:t>7</w:t>
+      </w:r>
+      <w:r>
+        <w:rPr>
+          <w:rFonts w:ascii="Times New Roman" w:hAnsi="Times New Roman" w:cs="Times New Roman"/>
+          <w:color w:val="auto"/>
+        </w:rPr>
+        <w:t>. TERMS AND CONDITIONS</w:t>
       </w:r>
     </w:p>
     <w:p>
@@ -967,13 +1373,35 @@
         <w:rPr>
           <w:rFonts w:ascii="Times New Roman" w:hAnsi="Times New Roman" w:cs="Times New Roman"/>
         </w:rPr>
-        <w:t>Intellectual Property: Upon full payment, the Client gets full ownership</w:t>
+        <w:t xml:space="preserve">Support platforms: Once the project reaches the hosting/production stage, the support amount for Render, and </w:t>
       </w:r>
+      <w:proofErr w:type="spellStart"/>
       <w:r>
         <w:rPr>
           <w:rFonts w:ascii="Times New Roman" w:hAnsi="Times New Roman" w:cs="Times New Roman"/>
         </w:rPr>
-        <w:t xml:space="preserve"> of the formulated code and designs.</w:t>
+        <w:t>Supabase</w:t>
+      </w:r>
+      <w:proofErr w:type="spellEnd"/>
+      <w:r>
+        <w:rPr>
+          <w:rFonts w:ascii="Times New Roman" w:hAnsi="Times New Roman" w:cs="Times New Roman"/>
+        </w:rPr>
+        <w:t>, as mentioned before will need to be paid by the client. The service provider will be responsible to update the client 3-4 days prior regarding the requirement for the said amount, for which the invoices shall also be shared with the client.</w:t>
+      </w:r>
+    </w:p>
+    <w:p>
+      <w:pPr>
+        <w:pStyle w:val="ListNumber"/>
+        <w:rPr>
+          <w:rFonts w:ascii="Times New Roman" w:hAnsi="Times New Roman" w:cs="Times New Roman"/>
+        </w:rPr>
+      </w:pPr>
+      <w:r>
+        <w:rPr>
+          <w:rFonts w:ascii="Times New Roman" w:hAnsi="Times New Roman" w:cs="Times New Roman"/>
+        </w:rPr>
+        <w:t>Intellectual Property: Upon full payment, the Client gets full ownership of the formulated code and designs.</w:t>
       </w:r>
     </w:p>
     <w:p>
@@ -992,15 +1420,18 @@
     </w:p>
     <w:p>
       <w:pPr>
-        <w:rPr>
-          <w:rFonts w:ascii="Times New Roman" w:hAnsi="Times New Roman" w:cs="Times New Roman"/>
+        <w:pStyle w:val="Heading1"/>
+        <w:rPr>
+          <w:rFonts w:ascii="Times New Roman" w:hAnsi="Times New Roman" w:cs="Times New Roman"/>
+          <w:color w:val="auto"/>
         </w:rPr>
       </w:pPr>
       <w:r>
         <w:rPr>
           <w:rFonts w:ascii="Times New Roman" w:hAnsi="Times New Roman" w:cs="Times New Roman"/>
-        </w:rPr>
-        <w:t>__________________________________________________</w:t>
+          <w:color w:val="auto"/>
+        </w:rPr>
+        <w:t>_____________________________________________________________</w:t>
       </w:r>
     </w:p>
     <w:p>
@@ -1016,7 +1447,14 @@
           <w:rFonts w:ascii="Times New Roman" w:hAnsi="Times New Roman" w:cs="Times New Roman"/>
           <w:color w:val="auto"/>
         </w:rPr>
-        <w:t>7. AGENCY RIGHTS &amp; PROMOTION</w:t>
+        <w:t>8</w:t>
+      </w:r>
+      <w:r>
+        <w:rPr>
+          <w:rFonts w:ascii="Times New Roman" w:hAnsi="Times New Roman" w:cs="Times New Roman"/>
+          <w:color w:val="auto"/>
+        </w:rPr>
+        <w:t>. AGENCY RIGHTS &amp; PROMOTION</w:t>
       </w:r>
     </w:p>
     <w:p>
@@ -1035,13 +1473,13 @@
         <w:rPr>
           <w:rFonts w:ascii="Times New Roman" w:hAnsi="Times New Roman" w:cs="Times New Roman"/>
         </w:rPr>
-        <w:t>1. Intellectual Property (Reiterat</w:t>
+        <w:t xml:space="preserve">1. Intellectual Property (Reiteration): As stated in Section </w:t>
       </w:r>
       <w:r>
         <w:rPr>
           <w:rFonts w:ascii="Times New Roman" w:hAnsi="Times New Roman" w:cs="Times New Roman"/>
         </w:rPr>
-        <w:t>ion): As stated in Section 6</w:t>
+        <w:t>7</w:t>
       </w:r>
       <w:r>
         <w:rPr>
@@ -1053,7 +1491,7 @@
         <w:rPr>
           <w:rFonts w:ascii="Times New Roman" w:hAnsi="Times New Roman" w:cs="Times New Roman"/>
         </w:rPr>
-        <w:t>2</w:t>
+        <w:t>3</w:t>
       </w:r>
       <w:r>
         <w:rPr>
@@ -1084,22 +1522,14 @@
         <w:rPr>
           <w:rFonts w:ascii="Times New Roman" w:hAnsi="Times New Roman" w:cs="Times New Roman"/>
         </w:rPr>
-        <w:t>2. Portfolio &amp; Social Media: White Wall Design retains the right to publish non-confidential details (e.g., designs, case studies, scree</w:t>
+        <w:t xml:space="preserve">2. Portfolio &amp; Social Media: White Wall Design retains the right to publish non-confidential details (e.g., designs, case studies, screenshots) on their Instagram page and other portfolio platforms for </w:t>
       </w:r>
       <w:r>
         <w:rPr>
           <w:rFonts w:ascii="Times New Roman" w:hAnsi="Times New Roman" w:cs="Times New Roman"/>
         </w:rPr>
-        <w:t xml:space="preserve">nshots) on their Instagram page and other portfolio platforms for </w:t>
-      </w:r>
-      <w:r>
-        <w:rPr>
-          <w:rFonts w:ascii="Times New Roman" w:hAnsi="Times New Roman" w:cs="Times New Roman"/>
-        </w:rPr>
         <w:t xml:space="preserve">marketing, and </w:t>
       </w:r>
-      <w:bookmarkStart w:id="0" w:name="_GoBack"/>
-      <w:bookmarkEnd w:id="0"/>
       <w:r>
         <w:rPr>
           <w:rFonts w:ascii="Times New Roman" w:hAnsi="Times New Roman" w:cs="Times New Roman"/>
@@ -1123,13 +1553,7 @@
         <w:rPr>
           <w:rFonts w:ascii="Times New Roman" w:hAnsi="Times New Roman" w:cs="Times New Roman"/>
         </w:rPr>
-        <w:t xml:space="preserve">3. Collaboration: The Parties agree to explore opportunities for collaboration regarding the marketing and promotion of White Wall Design across social platforms where </w:t>
-      </w:r>
-      <w:r>
-        <w:rPr>
-          <w:rFonts w:ascii="Times New Roman" w:hAnsi="Times New Roman" w:cs="Times New Roman"/>
-        </w:rPr>
-        <w:t>feasible.</w:t>
+        <w:t>3. Collaboration: The Parties agree to explore opportunities for collaboration regarding the marketing and promotion of White Wall Design across social platforms where feasible.</w:t>
       </w:r>
     </w:p>
     <w:p>
@@ -1142,15 +1566,8 @@
         <w:rPr>
           <w:rFonts w:ascii="Times New Roman" w:hAnsi="Times New Roman" w:cs="Times New Roman"/>
         </w:rPr>
-        <w:t>__________________________________________________</w:t>
+        <w:t>______________________________________________________________________________</w:t>
       </w:r>
-    </w:p>
-    <w:p>
-      <w:pPr>
-        <w:rPr>
-          <w:rFonts w:ascii="Times New Roman" w:hAnsi="Times New Roman" w:cs="Times New Roman"/>
-        </w:rPr>
-      </w:pPr>
       <w:r>
         <w:rPr>
           <w:rFonts w:ascii="Times New Roman" w:hAnsi="Times New Roman" w:cs="Times New Roman"/>
@@ -1170,6 +1587,76 @@
           <w:rFonts w:ascii="Times New Roman" w:hAnsi="Times New Roman" w:cs="Times New Roman"/>
         </w:rPr>
       </w:pPr>
+    </w:p>
+    <w:p>
+      <w:pPr>
+        <w:rPr>
+          <w:rFonts w:ascii="Times New Roman" w:hAnsi="Times New Roman" w:cs="Times New Roman"/>
+        </w:rPr>
+      </w:pPr>
+    </w:p>
+    <w:p>
+      <w:pPr>
+        <w:rPr>
+          <w:rFonts w:ascii="Times New Roman" w:hAnsi="Times New Roman" w:cs="Times New Roman"/>
+        </w:rPr>
+      </w:pPr>
+    </w:p>
+    <w:p>
+      <w:pPr>
+        <w:rPr>
+          <w:rFonts w:ascii="Times New Roman" w:hAnsi="Times New Roman" w:cs="Times New Roman"/>
+        </w:rPr>
+      </w:pPr>
+      <w:r>
+        <w:rPr>
+          <w:rFonts w:ascii="Times New Roman" w:hAnsi="Times New Roman" w:cs="Times New Roman"/>
+          <w:noProof/>
+        </w:rPr>
+        <w:lastRenderedPageBreak/>
+        <w:drawing>
+          <wp:inline distT="0" distB="0" distL="0" distR="0">
+            <wp:extent cx="1375442" cy="1356302"/>
+            <wp:effectExtent l="0" t="0" r="0" b="0"/>
+            <wp:docPr id="2" name="Picture 2"/>
+            <wp:cNvGraphicFramePr>
+              <a:graphicFrameLocks xmlns:a="http://schemas.openxmlformats.org/drawingml/2006/main" noChangeAspect="1"/>
+            </wp:cNvGraphicFramePr>
+            <a:graphic xmlns:a="http://schemas.openxmlformats.org/drawingml/2006/main">
+              <a:graphicData uri="http://schemas.openxmlformats.org/drawingml/2006/picture">
+                <pic:pic xmlns:pic="http://schemas.openxmlformats.org/drawingml/2006/picture">
+                  <pic:nvPicPr>
+                    <pic:cNvPr id="2" name="Signature_2-removebg-preview.png"/>
+                    <pic:cNvPicPr/>
+                  </pic:nvPicPr>
+                  <pic:blipFill>
+                    <a:blip r:embed="rId8"/>
+                    <a:stretch>
+                      <a:fillRect/>
+                    </a:stretch>
+                  </pic:blipFill>
+                  <pic:spPr>
+                    <a:xfrm>
+                      <a:off x="0" y="0"/>
+                      <a:ext cx="1539038" cy="1517622"/>
+                    </a:xfrm>
+                    <a:prstGeom prst="rect">
+                      <a:avLst/>
+                    </a:prstGeom>
+                  </pic:spPr>
+                </pic:pic>
+              </a:graphicData>
+            </a:graphic>
+          </wp:inline>
+        </w:drawing>
+      </w:r>
+    </w:p>
+    <w:p>
+      <w:pPr>
+        <w:rPr>
+          <w:rFonts w:ascii="Times New Roman" w:hAnsi="Times New Roman" w:cs="Times New Roman"/>
+        </w:rPr>
+      </w:pPr>
       <w:r>
         <w:rPr>
           <w:rFonts w:ascii="Times New Roman" w:hAnsi="Times New Roman" w:cs="Times New Roman"/>
@@ -1221,6 +1708,13 @@
           <w:rFonts w:ascii="Times New Roman" w:hAnsi="Times New Roman" w:cs="Times New Roman"/>
         </w:rPr>
       </w:pPr>
+    </w:p>
+    <w:p>
+      <w:pPr>
+        <w:rPr>
+          <w:rFonts w:ascii="Times New Roman" w:hAnsi="Times New Roman" w:cs="Times New Roman"/>
+        </w:rPr>
+      </w:pPr>
       <w:r>
         <w:rPr>
           <w:rFonts w:ascii="Times New Roman" w:hAnsi="Times New Roman" w:cs="Times New Roman"/>
@@ -1255,7 +1749,7 @@
       </w:r>
     </w:p>
     <w:sectPr>
-      <w:headerReference w:type="default" r:id="rId8"/>
+      <w:headerReference w:type="default" r:id="rId9"/>
       <w:pgSz w:w="12240" w:h="15840"/>
       <w:pgMar w:top="1440" w:right="1800" w:bottom="1440" w:left="1800" w:header="720" w:footer="720" w:gutter="0"/>
       <w:cols w:space="720"/>
@@ -1854,10 +2348,6 @@
     <w:lsdException w:name="Book Title" w:uiPriority="33" w:qFormat="1"/>
     <w:lsdException w:name="Bibliography" w:semiHidden="1" w:uiPriority="37" w:unhideWhenUsed="1"/>
     <w:lsdException w:name="TOC Heading" w:semiHidden="1" w:uiPriority="39" w:unhideWhenUsed="1" w:qFormat="1"/>
-    <w:lsdException w:name="Grid Table Light" w:semiHidden="1" w:unhideWhenUsed="1"/>
-    <w:lsdException w:name="Grid Table 1 Light" w:semiHidden="1" w:unhideWhenUsed="1"/>
-    <w:lsdException w:name="Grid Table 2" w:semiHidden="1" w:unhideWhenUsed="1"/>
-    <w:lsdException w:name="Grid Table 3" w:semiHidden="1" w:unhideWhenUsed="1"/>
     <w:lsdException w:name="Grid Table 4" w:uiPriority="49"/>
     <w:lsdException w:name="Grid Table 5 Dark" w:uiPriority="50"/>
     <w:lsdException w:name="Grid Table 6 Colorful" w:uiPriority="51"/>
@@ -13280,7 +13770,7 @@
 </file>
 
 <file path=customXml/itemProps1.xml><?xml version="1.0" encoding="utf-8"?>
-<ds:datastoreItem xmlns:ds="http://schemas.openxmlformats.org/officeDocument/2006/customXml" ds:itemID="{CB8D0C7A-3E42-4881-AA1B-9A99F60254A5}">
+<ds:datastoreItem xmlns:ds="http://schemas.openxmlformats.org/officeDocument/2006/customXml" ds:itemID="{F56BA921-9527-4A5D-9E36-DFCCFBE3A27B}">
   <ds:schemaRefs>
     <ds:schemaRef ds:uri="http://schemas.openxmlformats.org/officeDocument/2006/bibliography"/>
   </ds:schemaRefs>
